--- a/entregables/Meningitis_bacteriana_aguda_revisadoV5.docx
+++ b/entregables/Meningitis_bacteriana_aguda_revisadoV5.docx
@@ -1365,31 +1365,28 @@
         <w:keepLines/>
       </w:pPr>
       <w:r>
+        <w:rPr/>
+        <w:t xml:space="preserve">Casi todos los pacientes tienen al menos dos de estos datos: </w:t>
+      </w:r>
+      <w:r>
         <w:rPr>
           <w:b/>
         </w:rPr>
-        <w:t xml:space="preserve">Combinación de alarma</w:t>
-      </w:r>
-      <w:r>
-        <w:t xml:space="preserve"> (NICE 1.1.4‑1.1.5): </w:t>
+        <w:t xml:space="preserve">FIEBRE, CEFALEA, RIGIDEZ DE NUCA Y ALTERACIÓN DEL ESTADO MENTAL</w:t>
+      </w:r>
+      <w:r>
+        <w:rPr/>
+        <w:t xml:space="preserve">. Pero menos de la mitad los tienen todos: </w:t>
       </w:r>
       <w:r>
         <w:rPr>
           <w:b/>
         </w:rPr>
-        <w:t xml:space="preserve">FIEBRE + CEFALEA + RIGIDEZ DE NUCA + ALTERACIÓN DEL NIVEL DE CONSCIENCIA O DE LA COGNICIÓN (confusión, delirium)</w:t>
-      </w:r>
-      <w:r>
-        <w:t xml:space="preserve">. Con las cuatro, mantener una </w:t>
-      </w:r>
-      <w:r>
-        <w:rPr>
-          <w:b/>
-        </w:rPr>
-        <w:t xml:space="preserve">alta sospecha clínica</w:t>
-      </w:r>
-      <w:r>
-        <w:t xml:space="preserve"> de MBA, aunque la sospecha fuerte también puede basarse en el juicio clínico sin la combinación completa.</w:t>
+        <w:t xml:space="preserve">con dos de ellos ya hay que plantearse una MBA</w:t>
+      </w:r>
+      <w:r>
+        <w:rPr/>
+        <w:t xml:space="preserve">.</w:t>
       </w:r>
     </w:p>
     <w:p>
@@ -1424,17 +1421,11 @@
       </w:r>
       <w:r>
         <w:rPr/>
-        <w:t xml:space="preserve"> de los adultos (SEN 2025; 41‑51 % según la ESCMID), pero </w:t>
-      </w:r>
-      <w:r>
-        <w:rPr>
-          <w:b/>
-        </w:rPr>
-        <w:t xml:space="preserve">el 95 % tiene al menos dos de cuatro síntomas: cefalea, fiebre, rigidez de nuca y alteración del estado mental</w:t>
+        <w:t xml:space="preserve"> de los adultos (SEN 2025; 41‑51 % según la ESCMID)</w:t>
       </w:r>
       <w:r>
         <w:rPr/>
-        <w:t xml:space="preserve"> (estudio holandés citado por la SEN 2025).</w:t>
+        <w:t xml:space="preserve">; el 95 % tiene al menos dos de los cuatro datos (estudio holandés citado por la SEN 2025).</w:t>
       </w:r>
       <w:r>
         <w:t xml:space="preserve"> Para predecir pleocitosis, la sensibilidad es baja: </w:t>
@@ -14937,7 +14928,7 @@
           <w:sz w:val="20"/>
           <w:szCs w:val="20"/>
         </w:rPr>
-        <w:t>La combinación de alarma, las presentaciones atípicas y las causas alternativas.</w:t>
+        <w:t xml:space="preserve">Las presentaciones atípicas y las causas alternativas.</w:t>
       </w:r>
     </w:p>
     <w:p>

--- a/entregables/Meningitis_bacteriana_aguda_revisadoV5.docx
+++ b/entregables/Meningitis_bacteriana_aguda_revisadoV5.docx
@@ -69,6 +69,14 @@
           <w:szCs w:val="21"/>
         </w:rPr>
         <w:t xml:space="preserve"> La SEMES 2012 solo se cita donde es la única fuente.</w:t>
+      </w:r>
+      <w:r>
+        <w:rPr>
+          <w:rFonts w:ascii="Calibri" w:hAnsi="Calibri" w:cs="Calibri"/>
+          <w:sz w:val="21"/>
+          <w:szCs w:val="21"/>
+        </w:rPr>
+        <w:t xml:space="preserve"> Precisiones externas: EUCAST 2026 para puntos de corte, CIMA para cloxacilina, CDC para aislamiento y quimioprofilaxis, calendario de Madrid 2026 y los estudios citados para PCR, corticoides y trombosis venosa.</w:t>
       </w:r>
     </w:p>
     <w:p>
@@ -603,7 +611,7 @@
               <w:fldChar w:fldCharType="separate"/>
             </w:r>
             <w:r>
-              <w:t>7</w:t>
+              <w:t>9</w:t>
             </w:r>
             <w:r>
               <w:fldChar w:fldCharType="end"/>
@@ -641,7 +649,7 @@
               <w:fldChar w:fldCharType="separate"/>
             </w:r>
             <w:r>
-              <w:t>7</w:t>
+              <w:t>9</w:t>
             </w:r>
             <w:r>
               <w:fldChar w:fldCharType="end"/>
@@ -679,7 +687,7 @@
               <w:fldChar w:fldCharType="separate"/>
             </w:r>
             <w:r>
-              <w:t>8</w:t>
+              <w:t>9</w:t>
             </w:r>
             <w:r>
               <w:fldChar w:fldCharType="end"/>
@@ -716,7 +724,7 @@
               <w:fldChar w:fldCharType="separate"/>
             </w:r>
             <w:r>
-              <w:t>8</w:t>
+              <w:t>10</w:t>
             </w:r>
             <w:r>
               <w:fldChar w:fldCharType="end"/>
@@ -753,7 +761,7 @@
               <w:fldChar w:fldCharType="separate"/>
             </w:r>
             <w:r>
-              <w:t>9</w:t>
+              <w:t>10</w:t>
             </w:r>
             <w:r>
               <w:fldChar w:fldCharType="end"/>
@@ -790,7 +798,7 @@
               <w:fldChar w:fldCharType="separate"/>
             </w:r>
             <w:r>
-              <w:t>9</w:t>
+              <w:t>10</w:t>
             </w:r>
             <w:r>
               <w:fldChar w:fldCharType="end"/>
@@ -827,7 +835,7 @@
               <w:fldChar w:fldCharType="separate"/>
             </w:r>
             <w:r>
-              <w:t>10</w:t>
+              <w:t>11</w:t>
             </w:r>
             <w:r>
               <w:fldChar w:fldCharType="end"/>
@@ -864,7 +872,7 @@
               <w:fldChar w:fldCharType="separate"/>
             </w:r>
             <w:r>
-              <w:t>10</w:t>
+              <w:t>11</w:t>
             </w:r>
             <w:r>
               <w:fldChar w:fldCharType="end"/>
@@ -902,7 +910,7 @@
               <w:fldChar w:fldCharType="separate"/>
             </w:r>
             <w:r>
-              <w:t>11</w:t>
+              <w:t>12</w:t>
             </w:r>
             <w:r>
               <w:fldChar w:fldCharType="end"/>
@@ -940,7 +948,7 @@
               <w:fldChar w:fldCharType="separate"/>
             </w:r>
             <w:r>
-              <w:t>13</w:t>
+              <w:t>14</w:t>
             </w:r>
             <w:r>
               <w:fldChar w:fldCharType="end"/>
@@ -977,7 +985,7 @@
               <w:fldChar w:fldCharType="separate"/>
             </w:r>
             <w:r>
-              <w:t>13</w:t>
+              <w:t>14</w:t>
             </w:r>
             <w:r>
               <w:fldChar w:fldCharType="end"/>
@@ -1014,7 +1022,7 @@
               <w:fldChar w:fldCharType="separate"/>
             </w:r>
             <w:r>
-              <w:t>14</w:t>
+              <w:t>15</w:t>
             </w:r>
             <w:r>
               <w:fldChar w:fldCharType="end"/>
@@ -1057,7 +1065,7 @@
               <w:fldChar w:fldCharType="separate"/>
             </w:r>
             <w:r>
-              <w:t>15</w:t>
+              <w:t>17</w:t>
             </w:r>
             <w:r>
               <w:fldChar w:fldCharType="end"/>
@@ -1095,7 +1103,7 @@
               <w:fldChar w:fldCharType="separate"/>
             </w:r>
             <w:r>
-              <w:t>16</w:t>
+              <w:t>17</w:t>
             </w:r>
             <w:r>
               <w:fldChar w:fldCharType="end"/>
@@ -1133,7 +1141,7 @@
               <w:fldChar w:fldCharType="separate"/>
             </w:r>
             <w:r>
-              <w:t>16</w:t>
+              <w:t>18</w:t>
             </w:r>
             <w:r>
               <w:fldChar w:fldCharType="end"/>
@@ -1171,7 +1179,7 @@
               <w:fldChar w:fldCharType="separate"/>
             </w:r>
             <w:r>
-              <w:t>17</w:t>
+              <w:t>19</w:t>
             </w:r>
             <w:r>
               <w:fldChar w:fldCharType="end"/>
@@ -1203,7 +1211,7 @@
               <w:fldChar w:fldCharType="separate"/>
             </w:r>
             <w:r>
-              <w:t>18</w:t>
+              <w:t>19</w:t>
             </w:r>
             <w:r>
               <w:fldChar w:fldCharType="end"/>
@@ -1696,10 +1704,10 @@
         <w:rPr>
           <w:b/>
         </w:rPr>
-        <w:t>Gram, cultivo y PCR</w:t>
-      </w:r>
-      <w:r>
-        <w:t>; la PCR es especialmente útil cuando el Gram o el cultivo son negativos y su rendimiento no se altera por el antibiótico previo.</w:t>
+        <w:t xml:space="preserve">Gram, cultivo y PCR</w:t>
+      </w:r>
+      <w:r>
+        <w:t xml:space="preserve">. La PCR conserva utilidad tras iniciar antibióticos, especialmente cuando el Gram o el cultivo son negativos. Sin embargo, su positividad puede disminuir con el tiempo; la interpretación debe considerar la técnica empleada y el momento de obtención de la muestra (Brink 2015, PCR de amplio espectro en adultos).</w:t>
       </w:r>
     </w:p>
     <w:p>
@@ -5681,15 +5689,7 @@
                 <w:rFonts w:ascii="Calibri" w:hAnsi="Calibri"/>
                 <w:sz w:val="21"/>
               </w:rPr>
-              <w:t xml:space="preserve">Muy útil si se dio antibiótico antes de la PL (la SEN 2025 dice que este no influye en su rendimiento); </w:t>
-            </w:r>
-            <w:r>
-              <w:rPr>
-                <w:rFonts w:ascii="Calibri" w:hAnsi="Calibri"/>
-                <w:b/>
-                <w:sz w:val="21"/>
-              </w:rPr>
-              <w:t>no da antibiograma</w:t>
+              <w:t xml:space="preserve">Útil tras antibióticos, pero su positividad puede disminuir con el tiempo (Brink 2015, PCR de amplio espectro). Matiza la afirmación de SEN 2025 de que el antibiótico previo no influye. No da antibiograma.</w:t>
             </w:r>
           </w:p>
         </w:tc>
@@ -6330,10 +6330,10 @@
         <w:rPr>
           <w:b/>
         </w:rPr>
-        <w:t xml:space="preserve">se retira cuando el antibiograma confirma sensibilidad a la C3G</w:t>
-      </w:r>
-      <w:r>
-        <w:t xml:space="preserve">. En la FJD, la resistencia del neumococo es ≈29 % a ampicilina y ≈12 % a cefotaxima, con puntos de corte meníngeos (informes internos de 2024, no limitados a infecciones del SNC). La SEN 2025 la justifica por la frecuencia creciente del neumococo resistente a penicilina, aunque en su tabla por edades (16‑50 años) la condiciona a que sea «zona de resistencias». La ESCMID la indica (o la rifampicina) </w:t>
+        <w:t xml:space="preserve">se retira cuando el antibiograma confirma sensibilidad a la cefalosporina empleada con puntos de corte meníngeos (EUCAST 2026; §7).</w:t>
+      </w:r>
+      <w:r>
+        <w:t xml:space="preserve"> En la FJD, la resistencia del neumococo es ≈29 % a ampicilina y ≈12 % a cefotaxima, con puntos de corte meníngeos (informes internos de 2024, no limitados a infecciones del SNC). La SEN 2025 la justifica por la frecuencia creciente del neumococo resistente a penicilina, aunque en su tabla por edades (16‑50 años) la condiciona a que sea «zona de resistencias». La ESCMID la indica (o la rifampicina) </w:t>
       </w:r>
       <w:r>
         <w:rPr>
@@ -6673,39 +6673,30 @@
         <w:keepLines/>
       </w:pPr>
       <w:r>
-        <w:t xml:space="preserve">La SEN 2025 no distingue pautas según el grado de inmunosupresión. </w:t>
-      </w:r>
-      <w:r>
-        <w:rPr/>
-        <w:t xml:space="preserve">En las enfermedades médicas avanzadas</w:t>
-      </w:r>
-      <w:r>
-        <w:t xml:space="preserve"> hay que considerar bacilos gramnegativos, incluidos </w:t>
-      </w:r>
+        <w:rPr>
+          <w:b/>
+        </w:rPr>
+        <w:t xml:space="preserve">ATENCIÓN EN INMUNODEPRESIÓN INTENSA O NEUTROPENIA: </w:t>
+      </w:r>
+      <w:r>
+        <w:rPr>
+          <w:b/>
+        </w:rPr>
+        <w:t xml:space="preserve">esta combinación, con ceftriaxona o cefotaxima, no cubre P. aeruginosa</w:t>
+      </w:r>
+      <w:r>
+        <w:t xml:space="preserve">. Valorar desde el inicio la necesidad de cobertura antipseudomónica y frente a otros gramnegativos resistentes, individualizando con Infecciosas según el contexto, los antecedentes microbiológicos y la resistencia local (SEN 2025; EUCAST 2026).</w:t>
+      </w:r>
+    </w:p>
+    <w:p>
+      <w:pPr>
+        <w:keepLines/>
+      </w:pPr>
       <w:r>
         <w:rPr>
           <w:i/>
         </w:rPr>
-        <w:t xml:space="preserve">Pseudomonas</w:t>
-      </w:r>
-      <w:r>
-        <w:t xml:space="preserve"> y </w:t>
-      </w:r>
-      <w:r>
-        <w:rPr>
-          <w:i/>
-        </w:rPr>
-        <w:t xml:space="preserve">Klebsiella</w:t>
-      </w:r>
-      <w:r>
-        <w:t xml:space="preserve">: individualizar la cobertura con Infecciosas según los factores de riesgo y la resistencia local</w:t>
-      </w:r>
-      <w:r>
-        <w:rPr/>
-        <w:t xml:space="preserve">.</w:t>
-      </w:r>
-      <w:r>
-        <w:t xml:space="preserve"> La NICE NG240 excluye de su alcance a las personas con inmunodeficiencia.</w:t>
+        <w:t xml:space="preserve">La SEN 2025 no establece una pauta diferenciada por intensidad de inmunosupresión y reconoce Pseudomonas y Klebsiella en enfermedades médicas avanzadas. La NICE NG240 excluye de su alcance a las personas con inmunodeficiencia.</w:t>
       </w:r>
     </w:p>
     <w:p>
@@ -7126,7 +7117,6 @@
     <w:p>
       <w:pPr>
         <w:pStyle w:val="Ttulo2"/>
-        <w:pageBreakBefore/>
       </w:pPr>
       <w:bookmarkStart w:id="17" w:name="_Toc000510017"/>
       <w:r>
@@ -8509,13 +8499,12 @@
           <w:sz w:val="19"/>
           <w:szCs w:val="19"/>
         </w:rPr>
-        <w:t xml:space="preserve">†Posible errata de la SEN: muy inferior a la dosis de la ampicilina (12‑15 g/día) en la misma tabla. La ficha técnica española (CIMA, Cloxacilina Normon 1 g) no da una pauta meníngea: 500 mg‑1 g cada 6‑8 h, ampliables según la gravedad. Confirmar la dosis con Infecciosas.</w:t>
+        <w:t xml:space="preserve">†La dosis de 4–6 g/día reproduce la tabla 4 de SEN 2025. Existe una discrepancia con la ficha técnica de Anaclosil, que incluye meningitis entre sus indicaciones y establece para el tratamiento curativo del adulto con función renal normal 2 g IV cada 4–6 h, según localización y gravedad. La ficha no presenta una pauta separada exclusiva de meningitis. No se ha demostrado una errata editorial de SEN; concretar la dosis con Infecciosas y Farmacia (CIMA, §§4.1–4.2).</w:t>
       </w:r>
     </w:p>
     <w:p>
       <w:pPr>
         <w:pStyle w:val="Ttulo1"/>
-        <w:pageBreakBefore/>
       </w:pPr>
       <w:bookmarkStart w:id="19" w:name="_Toc000510019"/>
       <w:r>
@@ -8535,34 +8524,34 @@
         <w:keepLines/>
       </w:pPr>
       <w:r>
-        <w:t xml:space="preserve">Ajustar según el </w:t>
+        <w:t xml:space="preserve">Ajustar según el Gram, la PCR múltiple, el cultivo y el antibiograma (ESCMID, grado A). Según el microorganismo identificado y su sensibilidad,</w:t>
       </w:r>
       <w:r>
         <w:rPr>
           <w:b/>
         </w:rPr>
-        <w:t>Gram, la PCR múltiple, el cultivo y el antibiograma</w:t>
-      </w:r>
-      <w:r>
-        <w:t xml:space="preserve"> (ESCMID, grado A). Si el germen es sensible, </w:t>
+        <w:t xml:space="preserve"/>
+      </w:r>
+      <w:r>
+        <w:t xml:space="preserve"> retirar los componentes de la cobertura empírica que ya no sean necesarios.</w:t>
       </w:r>
       <w:r>
         <w:rPr>
           <w:b/>
         </w:rPr>
-        <w:t>retirar la vancomicina</w:t>
-      </w:r>
-      <w:r>
-        <w:t xml:space="preserve"> (y la ampicilina si no es </w:t>
+        <w:t xml:space="preserve"/>
+      </w:r>
+      <w:r>
+        <w:t xml:space="preserve"/>
       </w:r>
       <w:r>
         <w:rPr>
           <w:i/>
         </w:rPr>
-        <w:t>Listeria</w:t>
-      </w:r>
-      <w:r>
-        <w:t>).</w:t>
+        <w:t xml:space="preserve"/>
+      </w:r>
+      <w:r>
+        <w:t xml:space="preserve"/>
       </w:r>
     </w:p>
     <w:tbl>
@@ -8709,7 +8698,7 @@
           </w:tcPr>
           <w:p>
             <w:pPr>
-              <w:keepNext/>
+              <w:keepNext w:val="0"/>
               <w:keepLines/>
               <w:suppressAutoHyphens/>
               <w:spacing w:after="0" w:line="252" w:lineRule="auto"/>
@@ -8739,7 +8728,7 @@
           </w:tcPr>
           <w:p>
             <w:pPr>
-              <w:keepNext/>
+              <w:keepNext w:val="0"/>
               <w:keepLines/>
               <w:suppressAutoHyphens/>
               <w:spacing w:after="0" w:line="252" w:lineRule="auto"/>
@@ -8750,7 +8739,7 @@
                 <w:rFonts w:ascii="Calibri" w:hAnsi="Calibri"/>
                 <w:sz w:val="21"/>
               </w:rPr>
-              <w:t>Vancomicina + C3G, retirando la vancomicina si es sensible; ajustar a la CMI cuando llegue (ESCMID)</w:t>
+              <w:t xml:space="preserve">Vancomicina + ceftriaxona/cefotaxima; retirar vancomicina si se confirma sensibilidad a la cefalosporina con puntos de corte meníngeos (EUCAST 2026: CMI ≤0,5 mg/L; §7).</w:t>
             </w:r>
           </w:p>
         </w:tc>
@@ -8768,7 +8757,7 @@
           </w:tcPr>
           <w:p>
             <w:pPr>
-              <w:keepNext/>
+              <w:keepNext w:val="0"/>
               <w:keepLines/>
               <w:suppressAutoHyphens/>
               <w:spacing w:after="0" w:line="252" w:lineRule="auto"/>
@@ -8810,7 +8799,7 @@
           </w:tcPr>
           <w:p>
             <w:pPr>
-              <w:keepNext/>
+              <w:keepNext w:val="0"/>
               <w:keepLines/>
               <w:suppressAutoHyphens/>
               <w:spacing w:after="0" w:line="252" w:lineRule="auto"/>
@@ -8840,7 +8829,7 @@
           </w:tcPr>
           <w:p>
             <w:pPr>
-              <w:keepNext/>
+              <w:keepNext w:val="0"/>
               <w:keepLines/>
               <w:suppressAutoHyphens/>
               <w:spacing w:after="0" w:line="252" w:lineRule="auto"/>
@@ -8877,7 +8866,7 @@
           </w:tcPr>
           <w:p>
             <w:pPr>
-              <w:keepNext/>
+              <w:keepNext w:val="0"/>
               <w:keepLines/>
               <w:suppressAutoHyphens/>
               <w:spacing w:after="0" w:line="252" w:lineRule="auto"/>
@@ -8919,7 +8908,7 @@
           </w:tcPr>
           <w:p>
             <w:pPr>
-              <w:keepNext/>
+              <w:keepNext w:val="0"/>
               <w:keepLines/>
               <w:suppressAutoHyphens/>
               <w:spacing w:after="0" w:line="252" w:lineRule="auto"/>
@@ -8950,7 +8939,7 @@
           </w:tcPr>
           <w:p>
             <w:pPr>
-              <w:keepNext/>
+              <w:keepNext w:val="0"/>
               <w:keepLines/>
               <w:suppressAutoHyphens/>
               <w:spacing w:after="0" w:line="252" w:lineRule="auto"/>
@@ -8994,7 +8983,7 @@
           </w:tcPr>
           <w:p>
             <w:pPr>
-              <w:keepNext/>
+              <w:keepNext w:val="0"/>
               <w:keepLines/>
               <w:suppressAutoHyphens/>
               <w:spacing w:after="0" w:line="252" w:lineRule="auto"/>
@@ -9036,7 +9025,7 @@
           </w:tcPr>
           <w:p>
             <w:pPr>
-              <w:keepNext/>
+              <w:keepNext w:val="0"/>
               <w:keepLines/>
               <w:suppressAutoHyphens/>
               <w:spacing w:after="0" w:line="252" w:lineRule="auto"/>
@@ -9067,7 +9056,7 @@
           </w:tcPr>
           <w:p>
             <w:pPr>
-              <w:keepNext/>
+              <w:keepNext w:val="0"/>
               <w:keepLines/>
               <w:suppressAutoHyphens/>
               <w:spacing w:after="0" w:line="252" w:lineRule="auto"/>
@@ -9119,7 +9108,7 @@
           </w:tcPr>
           <w:p>
             <w:pPr>
-              <w:keepNext/>
+              <w:keepNext w:val="0"/>
               <w:keepLines/>
               <w:suppressAutoHyphens/>
               <w:spacing w:after="0" w:line="252" w:lineRule="auto"/>
@@ -9161,7 +9150,7 @@
           </w:tcPr>
           <w:p>
             <w:pPr>
-              <w:keepNext/>
+              <w:keepNext w:val="0"/>
               <w:keepLines/>
               <w:suppressAutoHyphens/>
               <w:spacing w:after="0" w:line="252" w:lineRule="auto"/>
@@ -9217,7 +9206,7 @@
           </w:tcPr>
           <w:p>
             <w:pPr>
-              <w:keepNext/>
+              <w:keepNext w:val="0"/>
               <w:keepLines/>
               <w:suppressAutoHyphens/>
               <w:spacing w:after="0" w:line="252" w:lineRule="auto"/>
@@ -9254,7 +9243,7 @@
           </w:tcPr>
           <w:p>
             <w:pPr>
-              <w:keepNext/>
+              <w:keepNext w:val="0"/>
               <w:keepLines/>
               <w:suppressAutoHyphens/>
               <w:spacing w:after="0" w:line="252" w:lineRule="auto"/>
@@ -9283,6 +9272,425 @@
                 <w:sz w:val="21"/>
               </w:rPr>
               <w:t xml:space="preserve"> (ESCMID); para infección nosocomial o dispositivos, ver capítulo 6</w:t>
+            </w:r>
+          </w:p>
+        </w:tc>
+      </w:tr>
+      <w:tr>
+        <w:trPr>
+          <w:cantSplit/>
+          <w:jc w:val="center"/>
+        </w:trPr>
+        <w:tc>
+          <w:tcPr>
+            <w:tcW w:w="1757" w:type="dxa"/>
+            <w:shd w:val="clear" w:color="auto" w:fill="F1F6F8"/>
+            <w:tcMar>
+              <w:top w:w="95" w:type="dxa"/>
+              <w:left w:w="115" w:type="dxa"/>
+              <w:bottom w:w="95" w:type="dxa"/>
+              <w:right w:w="115" w:type="dxa"/>
+            </w:tcMar>
+          </w:tcPr>
+          <w:p>
+            <w:pPr>
+              <w:keepNext w:val="0"/>
+              <w:keepLines/>
+              <w:suppressAutoHyphens/>
+              <w:spacing w:after="0" w:line="252" w:lineRule="auto"/>
+              <w:jc w:val="left"/>
+            </w:pPr>
+            <w:r>
+              <w:rPr>
+                <w:rFonts w:ascii="Calibri" w:hAnsi="Calibri"/>
+                <w:color w:val="17384D"/>
+                <w:sz w:val="21"/>
+                <w:b/>
+              </w:rPr>
+              <w:t xml:space="preserve">Enterobacterales</w:t>
+            </w:r>
+          </w:p>
+        </w:tc>
+        <w:tc>
+          <w:tcPr>
+            <w:tcW w:w="5102" w:type="dxa"/>
+            <w:shd w:val="clear" w:color="auto" w:fill="F1F6F8"/>
+            <w:tcMar>
+              <w:top w:w="95" w:type="dxa"/>
+              <w:left w:w="115" w:type="dxa"/>
+              <w:bottom w:w="95" w:type="dxa"/>
+              <w:right w:w="115" w:type="dxa"/>
+            </w:tcMar>
+          </w:tcPr>
+          <w:p>
+            <w:pPr>
+              <w:keepNext w:val="0"/>
+              <w:keepLines/>
+              <w:suppressAutoHyphens/>
+              <w:spacing w:after="0" w:line="252" w:lineRule="auto"/>
+              <w:jc w:val="left"/>
+            </w:pPr>
+            <w:r>
+              <w:rPr>
+                <w:rFonts w:ascii="Calibri" w:hAnsi="Calibri"/>
+                <w:sz w:val="21"/>
+              </w:rPr>
+              <w:t xml:space="preserve">Ceftriaxona; considerar cefotaxima si la ceftriaxona está contraindicada. Consultar con Infecciosas la alternativa de meropenem mientras se conoce la sensibilidad y revisar después según antibiograma (NICE 1.6.13).</w:t>
+            </w:r>
+          </w:p>
+        </w:tc>
+        <w:tc>
+          <w:tcPr>
+            <w:tcW w:w="2551" w:type="dxa"/>
+            <w:shd w:val="clear" w:color="auto" w:fill="F1F6F8"/>
+            <w:tcMar>
+              <w:top w:w="95" w:type="dxa"/>
+              <w:left w:w="115" w:type="dxa"/>
+              <w:bottom w:w="95" w:type="dxa"/>
+              <w:right w:w="115" w:type="dxa"/>
+            </w:tcMar>
+            <w:vAlign w:val="center"/>
+          </w:tcPr>
+          <w:p>
+            <w:pPr>
+              <w:keepNext w:val="0"/>
+              <w:keepLines/>
+              <w:suppressAutoHyphens/>
+              <w:spacing w:after="0" w:line="252" w:lineRule="auto"/>
+              <w:jc w:val="center"/>
+            </w:pPr>
+            <w:r>
+              <w:rPr>
+                <w:rFonts w:ascii="Calibri" w:hAnsi="Calibri"/>
+                <w:sz w:val="21"/>
+              </w:rPr>
+              <w:t xml:space="preserve">SEN: ≥21 días. NICE: 21 días si hay recuperación; consultar si no la hay.</w:t>
+            </w:r>
+          </w:p>
+        </w:tc>
+      </w:tr>
+      <w:tr>
+        <w:trPr>
+          <w:cantSplit/>
+          <w:jc w:val="center"/>
+        </w:trPr>
+        <w:tc>
+          <w:tcPr>
+            <w:tcW w:w="1757" w:type="dxa"/>
+            <w:shd w:val="clear" w:color="auto" w:fill="FFFFFF"/>
+            <w:tcMar>
+              <w:top w:w="95" w:type="dxa"/>
+              <w:left w:w="115" w:type="dxa"/>
+              <w:bottom w:w="95" w:type="dxa"/>
+              <w:right w:w="115" w:type="dxa"/>
+            </w:tcMar>
+          </w:tcPr>
+          <w:p>
+            <w:pPr>
+              <w:keepNext w:val="0"/>
+              <w:keepLines/>
+              <w:suppressAutoHyphens/>
+              <w:spacing w:after="0" w:line="252" w:lineRule="auto"/>
+              <w:jc w:val="left"/>
+            </w:pPr>
+            <w:r>
+              <w:rPr>
+                <w:rFonts w:ascii="Calibri" w:hAnsi="Calibri"/>
+                <w:color w:val="17384D"/>
+                <w:sz w:val="21"/>
+                <w:b/>
+              </w:rPr>
+              <w:t xml:space="preserve">Enterobacterales productores de BLEE u otras resistencias relevantes</w:t>
+            </w:r>
+          </w:p>
+        </w:tc>
+        <w:tc>
+          <w:tcPr>
+            <w:tcW w:w="5102" w:type="dxa"/>
+            <w:shd w:val="clear" w:color="auto" w:fill="FFFFFF"/>
+            <w:tcMar>
+              <w:top w:w="95" w:type="dxa"/>
+              <w:left w:w="115" w:type="dxa"/>
+              <w:bottom w:w="95" w:type="dxa"/>
+              <w:right w:w="115" w:type="dxa"/>
+            </w:tcMar>
+          </w:tcPr>
+          <w:p>
+            <w:pPr>
+              <w:keepNext w:val="0"/>
+              <w:keepLines/>
+              <w:suppressAutoHyphens/>
+              <w:spacing w:after="0" w:line="252" w:lineRule="auto"/>
+              <w:jc w:val="left"/>
+            </w:pPr>
+            <w:r>
+              <w:rPr>
+                <w:rFonts w:ascii="Calibri" w:hAnsi="Calibri"/>
+                <w:sz w:val="21"/>
+              </w:rPr>
+              <w:t xml:space="preserve">No aplicar automáticamente la pauta anterior. Elegir un tratamiento activo para infección del SNC con Infecciosas/Microbiología.</w:t>
+            </w:r>
+          </w:p>
+        </w:tc>
+        <w:tc>
+          <w:tcPr>
+            <w:tcW w:w="2551" w:type="dxa"/>
+            <w:shd w:val="clear" w:color="auto" w:fill="FFFFFF"/>
+            <w:tcMar>
+              <w:top w:w="95" w:type="dxa"/>
+              <w:left w:w="115" w:type="dxa"/>
+              <w:bottom w:w="95" w:type="dxa"/>
+              <w:right w:w="115" w:type="dxa"/>
+            </w:tcMar>
+            <w:vAlign w:val="center"/>
+          </w:tcPr>
+          <w:p>
+            <w:pPr>
+              <w:keepNext w:val="0"/>
+              <w:keepLines/>
+              <w:suppressAutoHyphens/>
+              <w:spacing w:after="0" w:line="252" w:lineRule="auto"/>
+              <w:jc w:val="center"/>
+            </w:pPr>
+            <w:r>
+              <w:rPr>
+                <w:rFonts w:ascii="Calibri" w:hAnsi="Calibri"/>
+                <w:sz w:val="21"/>
+              </w:rPr>
+              <w:t xml:space="preserve">Referencia SEN para BGN: ≥21 días. Individualizar según microorganismo, respuesta y complicaciones.</w:t>
+            </w:r>
+          </w:p>
+        </w:tc>
+      </w:tr>
+      <w:tr>
+        <w:trPr>
+          <w:cantSplit/>
+          <w:jc w:val="center"/>
+        </w:trPr>
+        <w:tc>
+          <w:tcPr>
+            <w:tcW w:w="1757" w:type="dxa"/>
+            <w:shd w:val="clear" w:color="auto" w:fill="F1F6F8"/>
+            <w:tcMar>
+              <w:top w:w="95" w:type="dxa"/>
+              <w:left w:w="115" w:type="dxa"/>
+              <w:bottom w:w="95" w:type="dxa"/>
+              <w:right w:w="115" w:type="dxa"/>
+            </w:tcMar>
+          </w:tcPr>
+          <w:p>
+            <w:pPr>
+              <w:keepNext w:val="0"/>
+              <w:keepLines/>
+              <w:suppressAutoHyphens/>
+              <w:spacing w:after="0" w:line="252" w:lineRule="auto"/>
+              <w:jc w:val="left"/>
+            </w:pPr>
+            <w:r>
+              <w:rPr>
+                <w:rFonts w:ascii="Calibri" w:hAnsi="Calibri"/>
+                <w:color w:val="17384D"/>
+                <w:sz w:val="21"/>
+                <w:b/>
+              </w:rPr>
+              <w:t xml:space="preserve">P. aeruginosa y otros BGN no incluidos en Enterobacterales</w:t>
+            </w:r>
+          </w:p>
+        </w:tc>
+        <w:tc>
+          <w:tcPr>
+            <w:tcW w:w="5102" w:type="dxa"/>
+            <w:shd w:val="clear" w:color="auto" w:fill="F1F6F8"/>
+            <w:tcMar>
+              <w:top w:w="95" w:type="dxa"/>
+              <w:left w:w="115" w:type="dxa"/>
+              <w:bottom w:w="95" w:type="dxa"/>
+              <w:right w:w="115" w:type="dxa"/>
+            </w:tcMar>
+          </w:tcPr>
+          <w:p>
+            <w:pPr>
+              <w:keepNext w:val="0"/>
+              <w:keepLines/>
+              <w:suppressAutoHyphens/>
+              <w:spacing w:after="0" w:line="252" w:lineRule="auto"/>
+              <w:jc w:val="left"/>
+            </w:pPr>
+            <w:r>
+              <w:rPr>
+                <w:rFonts w:ascii="Calibri" w:hAnsi="Calibri"/>
+                <w:sz w:val="21"/>
+              </w:rPr>
+              <w:t xml:space="preserve">Tratamiento específico según especie y antibiograma, con Infecciosas. Si la infección está asociada a cuidados sanitarios, seguir el capítulo 6.</w:t>
+            </w:r>
+          </w:p>
+        </w:tc>
+        <w:tc>
+          <w:tcPr>
+            <w:tcW w:w="2551" w:type="dxa"/>
+            <w:shd w:val="clear" w:color="auto" w:fill="F1F6F8"/>
+            <w:tcMar>
+              <w:top w:w="95" w:type="dxa"/>
+              <w:left w:w="115" w:type="dxa"/>
+              <w:bottom w:w="95" w:type="dxa"/>
+              <w:right w:w="115" w:type="dxa"/>
+            </w:tcMar>
+            <w:vAlign w:val="center"/>
+          </w:tcPr>
+          <w:p>
+            <w:pPr>
+              <w:keepNext w:val="0"/>
+              <w:keepLines/>
+              <w:suppressAutoHyphens/>
+              <w:spacing w:after="0" w:line="252" w:lineRule="auto"/>
+              <w:jc w:val="center"/>
+            </w:pPr>
+            <w:r>
+              <w:rPr>
+                <w:rFonts w:ascii="Calibri" w:hAnsi="Calibri"/>
+                <w:sz w:val="21"/>
+              </w:rPr>
+              <w:t xml:space="preserve">Referencia SEN para BGN: ≥21 días; individualizar según contexto. NICE 1.6.13 no establece una pauta para estos microorganismos.</w:t>
+            </w:r>
+          </w:p>
+        </w:tc>
+      </w:tr>
+      <w:tr>
+        <w:trPr>
+          <w:cantSplit/>
+          <w:jc w:val="center"/>
+        </w:trPr>
+        <w:tc>
+          <w:tcPr>
+            <w:tcW w:w="1757" w:type="dxa"/>
+            <w:shd w:val="clear" w:color="auto" w:fill="FFFFFF"/>
+            <w:tcMar>
+              <w:top w:w="95" w:type="dxa"/>
+              <w:left w:w="115" w:type="dxa"/>
+              <w:bottom w:w="95" w:type="dxa"/>
+              <w:right w:w="115" w:type="dxa"/>
+            </w:tcMar>
+          </w:tcPr>
+          <w:p>
+            <w:pPr>
+              <w:keepNext w:val="0"/>
+              <w:keepLines/>
+              <w:suppressAutoHyphens/>
+              <w:spacing w:after="0" w:line="252" w:lineRule="auto"/>
+              <w:jc w:val="left"/>
+            </w:pPr>
+            <w:r>
+              <w:rPr>
+                <w:rFonts w:ascii="Calibri" w:hAnsi="Calibri"/>
+                <w:color w:val="17384D"/>
+                <w:sz w:val="21"/>
+              </w:rPr>
+              <w:t>Estreptococo del grupo B (</w:t>
+            </w:r>
+            <w:r>
+              <w:rPr>
+                <w:rFonts w:ascii="Calibri" w:hAnsi="Calibri"/>
+                <w:i/>
+                <w:color w:val="17384D"/>
+                <w:sz w:val="21"/>
+              </w:rPr>
+              <w:t xml:space="preserve">S. agalactiae</w:t>
+            </w:r>
+            <w:r>
+              <w:rPr>
+                <w:rFonts w:ascii="Calibri" w:hAnsi="Calibri"/>
+                <w:color w:val="17384D"/>
+                <w:sz w:val="21"/>
+              </w:rPr>
+              <w:t>)</w:t>
+            </w:r>
+          </w:p>
+        </w:tc>
+        <w:tc>
+          <w:tcPr>
+            <w:tcW w:w="5102" w:type="dxa"/>
+            <w:shd w:val="clear" w:color="auto" w:fill="FFFFFF"/>
+            <w:tcMar>
+              <w:top w:w="95" w:type="dxa"/>
+              <w:left w:w="115" w:type="dxa"/>
+              <w:bottom w:w="95" w:type="dxa"/>
+              <w:right w:w="115" w:type="dxa"/>
+            </w:tcMar>
+          </w:tcPr>
+          <w:p>
+            <w:pPr>
+              <w:keepNext w:val="0"/>
+              <w:keepLines/>
+              <w:suppressAutoHyphens/>
+              <w:spacing w:after="0" w:line="252" w:lineRule="auto"/>
+              <w:jc w:val="left"/>
+            </w:pPr>
+            <w:r>
+              <w:rPr>
+                <w:rFonts w:ascii="Calibri" w:hAnsi="Calibri"/>
+                <w:b/>
+                <w:sz w:val="21"/>
+              </w:rPr>
+              <w:t>Ampicilina</w:t>
+            </w:r>
+            <w:r>
+              <w:rPr>
+                <w:rFonts w:ascii="Calibri" w:hAnsi="Calibri"/>
+                <w:sz w:val="21"/>
+              </w:rPr>
+              <w:t xml:space="preserve"> (o penicilina G) </w:t>
+            </w:r>
+            <w:r>
+              <w:rPr>
+                <w:rFonts w:ascii="Calibri" w:hAnsi="Calibri"/>
+                <w:b/>
+                <w:sz w:val="21"/>
+              </w:rPr>
+              <w:t>+ gentamicina</w:t>
+            </w:r>
+            <w:r>
+              <w:rPr>
+                <w:rFonts w:ascii="Calibri" w:hAnsi="Calibri"/>
+                <w:sz w:val="21"/>
+              </w:rPr>
+              <w:t xml:space="preserve"> (SEN 2025)</w:t>
+            </w:r>
+          </w:p>
+        </w:tc>
+        <w:tc>
+          <w:tcPr>
+            <w:tcW w:w="2551" w:type="dxa"/>
+            <w:shd w:val="clear" w:color="auto" w:fill="FFFFFF"/>
+            <w:tcMar>
+              <w:top w:w="95" w:type="dxa"/>
+              <w:left w:w="115" w:type="dxa"/>
+              <w:bottom w:w="95" w:type="dxa"/>
+              <w:right w:w="115" w:type="dxa"/>
+            </w:tcMar>
+            <w:vAlign w:val="center"/>
+          </w:tcPr>
+          <w:p>
+            <w:pPr>
+              <w:keepNext w:val="0"/>
+              <w:keepLines/>
+              <w:suppressAutoHyphens/>
+              <w:spacing w:after="0" w:line="252" w:lineRule="auto"/>
+              <w:jc w:val="center"/>
+            </w:pPr>
+            <w:r>
+              <w:rPr>
+                <w:rFonts w:ascii="Calibri" w:hAnsi="Calibri"/>
+                <w:b/>
+                <w:sz w:val="21"/>
+              </w:rPr>
+              <w:t>14 días</w:t>
+            </w:r>
+            <w:r>
+              <w:rPr>
+                <w:rFonts w:ascii="Calibri" w:hAnsi="Calibri"/>
+                <w:sz w:val="21"/>
+              </w:rPr>
+              <w:t xml:space="preserve"> (NICE)</w:t>
             </w:r>
           </w:p>
         </w:tc>
@@ -9305,7 +9713,7 @@
           </w:tcPr>
           <w:p>
             <w:pPr>
-              <w:keepNext/>
+              <w:keepNext w:val="0"/>
               <w:keepLines/>
               <w:suppressAutoHyphens/>
               <w:spacing w:after="0" w:line="252" w:lineRule="auto"/>
@@ -9314,10 +9722,19 @@
             <w:r>
               <w:rPr>
                 <w:rFonts w:ascii="Calibri" w:hAnsi="Calibri"/>
+                <w:b/>
                 <w:color w:val="17384D"/>
                 <w:sz w:val="21"/>
               </w:rPr>
-              <w:t>Enterobacterias y otros bacilos gramnegativos</w:t>
+              <w:t>Sin germen identificado</w:t>
+            </w:r>
+            <w:r>
+              <w:rPr>
+                <w:rFonts w:ascii="Calibri" w:hAnsi="Calibri"/>
+                <w:color w:val="17384D"/>
+                <w:sz w:val="21"/>
+              </w:rPr>
+              <w:t xml:space="preserve"> (LCR de MBA, cultivos y PCR negativos)</w:t>
             </w:r>
           </w:p>
         </w:tc>
@@ -9334,7 +9751,7 @@
           </w:tcPr>
           <w:p>
             <w:pPr>
-              <w:keepNext/>
+              <w:keepNext w:val="0"/>
               <w:keepLines/>
               <w:suppressAutoHyphens/>
               <w:spacing w:after="0" w:line="252" w:lineRule="auto"/>
@@ -9345,7 +9762,7 @@
                 <w:rFonts w:ascii="Calibri" w:hAnsi="Calibri"/>
                 <w:sz w:val="21"/>
               </w:rPr>
-              <w:t>C3G; valorar meropenem con Infecciosas mientras llega el antibiograma (NICE). Alergia: aztreonam 2 g cada 6‑8 h o ciprofloxacino 400 mg cada 8‑12 h</w:t>
+              <w:t>Mantener la pauta empírica (ESCMID)</w:t>
             </w:r>
           </w:p>
         </w:tc>
@@ -9363,253 +9780,7 @@
           </w:tcPr>
           <w:p>
             <w:pPr>
-              <w:keepNext/>
-              <w:keepLines/>
-              <w:suppressAutoHyphens/>
-              <w:spacing w:after="0" w:line="252" w:lineRule="auto"/>
-              <w:jc w:val="center"/>
-            </w:pPr>
-            <w:r>
-              <w:rPr>
-                <w:rFonts w:ascii="Calibri" w:hAnsi="Calibri"/>
-                <w:b/>
-                <w:sz w:val="21"/>
-              </w:rPr>
-              <w:t>≥21 días</w:t>
-            </w:r>
-            <w:r>
-              <w:rPr>
-                <w:rFonts w:ascii="Calibri" w:hAnsi="Calibri"/>
-                <w:sz w:val="21"/>
-              </w:rPr>
-              <w:t xml:space="preserve"> (SEN 2025; NICE)</w:t>
-            </w:r>
-          </w:p>
-        </w:tc>
-      </w:tr>
-      <w:tr>
-        <w:trPr>
-          <w:cantSplit/>
-          <w:jc w:val="center"/>
-        </w:trPr>
-        <w:tc>
-          <w:tcPr>
-            <w:tcW w:w="1757" w:type="dxa"/>
-            <w:shd w:val="clear" w:color="auto" w:fill="FFFFFF"/>
-            <w:tcMar>
-              <w:top w:w="95" w:type="dxa"/>
-              <w:left w:w="115" w:type="dxa"/>
-              <w:bottom w:w="95" w:type="dxa"/>
-              <w:right w:w="115" w:type="dxa"/>
-            </w:tcMar>
-          </w:tcPr>
-          <w:p>
-            <w:pPr>
-              <w:keepNext/>
-              <w:keepLines/>
-              <w:suppressAutoHyphens/>
-              <w:spacing w:after="0" w:line="252" w:lineRule="auto"/>
-              <w:jc w:val="left"/>
-            </w:pPr>
-            <w:r>
-              <w:rPr>
-                <w:rFonts w:ascii="Calibri" w:hAnsi="Calibri"/>
-                <w:color w:val="17384D"/>
-                <w:sz w:val="21"/>
-              </w:rPr>
-              <w:t>Estreptococo del grupo B (</w:t>
-            </w:r>
-            <w:r>
-              <w:rPr>
-                <w:rFonts w:ascii="Calibri" w:hAnsi="Calibri"/>
-                <w:i/>
-                <w:color w:val="17384D"/>
-                <w:sz w:val="21"/>
-              </w:rPr>
-              <w:t xml:space="preserve">S. agalactiae</w:t>
-            </w:r>
-            <w:r>
-              <w:rPr>
-                <w:rFonts w:ascii="Calibri" w:hAnsi="Calibri"/>
-                <w:color w:val="17384D"/>
-                <w:sz w:val="21"/>
-              </w:rPr>
-              <w:t>)</w:t>
-            </w:r>
-          </w:p>
-        </w:tc>
-        <w:tc>
-          <w:tcPr>
-            <w:tcW w:w="5102" w:type="dxa"/>
-            <w:shd w:val="clear" w:color="auto" w:fill="FFFFFF"/>
-            <w:tcMar>
-              <w:top w:w="95" w:type="dxa"/>
-              <w:left w:w="115" w:type="dxa"/>
-              <w:bottom w:w="95" w:type="dxa"/>
-              <w:right w:w="115" w:type="dxa"/>
-            </w:tcMar>
-          </w:tcPr>
-          <w:p>
-            <w:pPr>
-              <w:keepNext/>
-              <w:keepLines/>
-              <w:suppressAutoHyphens/>
-              <w:spacing w:after="0" w:line="252" w:lineRule="auto"/>
-              <w:jc w:val="left"/>
-            </w:pPr>
-            <w:r>
-              <w:rPr>
-                <w:rFonts w:ascii="Calibri" w:hAnsi="Calibri"/>
-                <w:b/>
-                <w:sz w:val="21"/>
-              </w:rPr>
-              <w:t>Ampicilina</w:t>
-            </w:r>
-            <w:r>
-              <w:rPr>
-                <w:rFonts w:ascii="Calibri" w:hAnsi="Calibri"/>
-                <w:sz w:val="21"/>
-              </w:rPr>
-              <w:t xml:space="preserve"> (o penicilina G) </w:t>
-            </w:r>
-            <w:r>
-              <w:rPr>
-                <w:rFonts w:ascii="Calibri" w:hAnsi="Calibri"/>
-                <w:b/>
-                <w:sz w:val="21"/>
-              </w:rPr>
-              <w:t>+ gentamicina</w:t>
-            </w:r>
-            <w:r>
-              <w:rPr>
-                <w:rFonts w:ascii="Calibri" w:hAnsi="Calibri"/>
-                <w:sz w:val="21"/>
-              </w:rPr>
-              <w:t xml:space="preserve"> (SEN 2025)</w:t>
-            </w:r>
-          </w:p>
-        </w:tc>
-        <w:tc>
-          <w:tcPr>
-            <w:tcW w:w="2551" w:type="dxa"/>
-            <w:shd w:val="clear" w:color="auto" w:fill="FFFFFF"/>
-            <w:tcMar>
-              <w:top w:w="95" w:type="dxa"/>
-              <w:left w:w="115" w:type="dxa"/>
-              <w:bottom w:w="95" w:type="dxa"/>
-              <w:right w:w="115" w:type="dxa"/>
-            </w:tcMar>
-            <w:vAlign w:val="center"/>
-          </w:tcPr>
-          <w:p>
-            <w:pPr>
-              <w:keepNext/>
-              <w:keepLines/>
-              <w:suppressAutoHyphens/>
-              <w:spacing w:after="0" w:line="252" w:lineRule="auto"/>
-              <w:jc w:val="center"/>
-            </w:pPr>
-            <w:r>
-              <w:rPr>
-                <w:rFonts w:ascii="Calibri" w:hAnsi="Calibri"/>
-                <w:b/>
-                <w:sz w:val="21"/>
-              </w:rPr>
-              <w:t>14 días</w:t>
-            </w:r>
-            <w:r>
-              <w:rPr>
-                <w:rFonts w:ascii="Calibri" w:hAnsi="Calibri"/>
-                <w:sz w:val="21"/>
-              </w:rPr>
-              <w:t xml:space="preserve"> (NICE)</w:t>
-            </w:r>
-          </w:p>
-        </w:tc>
-      </w:tr>
-      <w:tr>
-        <w:trPr>
-          <w:cantSplit/>
-          <w:jc w:val="center"/>
-        </w:trPr>
-        <w:tc>
-          <w:tcPr>
-            <w:tcW w:w="1757" w:type="dxa"/>
-            <w:shd w:val="clear" w:color="auto" w:fill="F2F6F8"/>
-            <w:tcMar>
-              <w:top w:w="95" w:type="dxa"/>
-              <w:left w:w="115" w:type="dxa"/>
-              <w:bottom w:w="95" w:type="dxa"/>
-              <w:right w:w="115" w:type="dxa"/>
-            </w:tcMar>
-          </w:tcPr>
-          <w:p>
-            <w:pPr>
-              <w:keepLines/>
-              <w:suppressAutoHyphens/>
-              <w:spacing w:after="0" w:line="252" w:lineRule="auto"/>
-              <w:jc w:val="left"/>
-            </w:pPr>
-            <w:r>
-              <w:rPr>
-                <w:rFonts w:ascii="Calibri" w:hAnsi="Calibri"/>
-                <w:b/>
-                <w:color w:val="17384D"/>
-                <w:sz w:val="21"/>
-              </w:rPr>
-              <w:t>Sin germen identificado</w:t>
-            </w:r>
-            <w:r>
-              <w:rPr>
-                <w:rFonts w:ascii="Calibri" w:hAnsi="Calibri"/>
-                <w:color w:val="17384D"/>
-                <w:sz w:val="21"/>
-              </w:rPr>
-              <w:t xml:space="preserve"> (LCR de MBA, cultivos y PCR negativos)</w:t>
-            </w:r>
-          </w:p>
-        </w:tc>
-        <w:tc>
-          <w:tcPr>
-            <w:tcW w:w="5102" w:type="dxa"/>
-            <w:shd w:val="clear" w:color="auto" w:fill="F2F6F8"/>
-            <w:tcMar>
-              <w:top w:w="95" w:type="dxa"/>
-              <w:left w:w="115" w:type="dxa"/>
-              <w:bottom w:w="95" w:type="dxa"/>
-              <w:right w:w="115" w:type="dxa"/>
-            </w:tcMar>
-          </w:tcPr>
-          <w:p>
-            <w:pPr>
-              <w:keepLines/>
-              <w:suppressAutoHyphens/>
-              <w:spacing w:after="0" w:line="252" w:lineRule="auto"/>
-              <w:jc w:val="left"/>
-            </w:pPr>
-            <w:r>
-              <w:rPr>
-                <w:rFonts w:ascii="Calibri" w:hAnsi="Calibri"/>
-                <w:sz w:val="21"/>
-              </w:rPr>
-              <w:t>Mantener la pauta empírica (ESCMID)</w:t>
-            </w:r>
-          </w:p>
-        </w:tc>
-        <w:tc>
-          <w:tcPr>
-            <w:tcW w:w="2551" w:type="dxa"/>
-            <w:shd w:val="clear" w:color="auto" w:fill="F2F6F8"/>
-            <w:tcMar>
-              <w:top w:w="95" w:type="dxa"/>
-              <w:left w:w="115" w:type="dxa"/>
-              <w:bottom w:w="95" w:type="dxa"/>
-              <w:right w:w="115" w:type="dxa"/>
-            </w:tcMar>
-            <w:vAlign w:val="center"/>
-          </w:tcPr>
-          <w:p>
-            <w:pPr>
+              <w:keepNext w:val="0"/>
               <w:keepLines/>
               <w:suppressAutoHyphens/>
               <w:spacing w:after="0" w:line="252" w:lineRule="auto"/>
@@ -9636,15 +9807,19 @@
     </w:tbl>
     <w:p>
       <w:pPr>
-        <w:widowControl w:val="0"/>
-        <w:spacing w:after="0" w:line="140" w:lineRule="exact"/>
+        <w:keepLines/>
       </w:pPr>
+      <w:r>
+        <w:rPr>
+          <w:i/>
+        </w:rPr>
+        <w:t xml:space="preserve">Alergia a betalactámicos en meningitis por BGN asociada a cuidados sanitarios: SEN 2025 contempla aztreonam 2 g IV cada 6–8 h o ciprofloxacino 400 mg IV cada 8–12 h. No son alternativas universales: comprobar sensibilidad y decidir con Infecciosas (SEN 2025, p. 624; capítulo 6).</w:t>
+      </w:r>
     </w:p>
     <w:p>
       <w:pPr>
         <w:keepNext/>
         <w:keepLines/>
-        <w:pageBreakBefore/>
         <w:spacing w:before="200" w:after="100"/>
         <w:jc w:val="left"/>
       </w:pPr>
@@ -10594,7 +10769,7 @@
                 <w:rFonts w:ascii="Calibri" w:hAnsi="Calibri"/>
                 <w:sz w:val="21"/>
               </w:rPr>
-              <w:t>21 días</w:t>
+              <w:t xml:space="preserve">21 días (Enterobacterales)</w:t>
             </w:r>
           </w:p>
         </w:tc>
@@ -10907,10 +11082,10 @@
         <w:rPr>
           <w:b/>
         </w:rPr>
-        <w:t>Neumococo según la CMI</w:t>
-      </w:r>
-      <w:r>
-        <w:t xml:space="preserve"> (ESCMID, tabla 4.2):</w:t>
+        <w:t xml:space="preserve">Neumococo según la CMI</w:t>
+      </w:r>
+      <w:r>
+        <w:t xml:space="preserve"> (puntos de corte meníngeos EUCAST 2026, v16.1):</w:t>
       </w:r>
     </w:p>
     <w:p>
@@ -10924,7 +11099,7 @@
         <w:spacing w:after="40"/>
       </w:pPr>
       <w:r>
-        <w:t>Sensible a penicilina (CMI &lt;0,1 µg/mL): penicilina o amoxicilina.</w:t>
+        <w:t xml:space="preserve">Bencilpenicilina: sensible con CMI ≤0,06 mg/L y resistente con CMI &gt;0,06 mg/L. Para neumococo sensible a penicilina, ESCMID 2016 propone penicilina o amoxicilina; ajustar al antibiograma.</w:t>
       </w:r>
     </w:p>
     <w:p>
@@ -10938,16 +11113,13 @@
         <w:spacing w:after="40"/>
       </w:pPr>
       <w:r>
-        <w:t xml:space="preserve">Resistente a penicilina y sensible a C3G (CMI &lt;2 µg/mL): </w:t>
-      </w:r>
-      <w:r>
         <w:rPr>
           <w:b/>
         </w:rPr>
-        <w:t>C3G</w:t>
-      </w:r>
-      <w:r>
-        <w:t>.</w:t>
+        <w:t xml:space="preserve">Ceftriaxona y cefotaxima: sensibles con CMI ≤0,5 mg/L</w:t>
+      </w:r>
+      <w:r>
+        <w:t xml:space="preserve">. Retirar vancomicina cuando se confirme sensibilidad a la cefalosporina empleada para tratar la meningitis.</w:t>
       </w:r>
     </w:p>
     <w:p>
@@ -10961,16 +11133,24 @@
         <w:spacing w:after="40"/>
       </w:pPr>
       <w:r>
-        <w:t xml:space="preserve">Resistente a C3G (CMI ≥2 µg/mL): </w:t>
-      </w:r>
-      <w:r>
         <w:rPr>
           <w:b/>
         </w:rPr>
-        <w:t>vancomicina + rifampicina, vancomicina + C3G o rifampicina + C3G</w:t>
-      </w:r>
-      <w:r>
-        <w:t>, con ceftriaxona 2 g cada 12 h o cefotaxima 2‑3 g cada 6 h.</w:t>
+        <w:t xml:space="preserve">Ceftriaxona y cefotaxima: resistentes con CMI &gt;0,5 mg/L</w:t>
+      </w:r>
+      <w:r>
+        <w:t xml:space="preserve">. Concretar la pauta con Infecciosas según el antibiograma. Para neumococo resistente a C3G, ESCMID 2016 contempla vancomicina + rifampicina, vancomicina + C3G o rifampicina + C3G, con ceftriaxona 2 g cada 12 h o cefotaxima 2–3 g cada 6 h.</w:t>
+      </w:r>
+    </w:p>
+    <w:p>
+      <w:pPr>
+        <w:keepLines/>
+      </w:pPr>
+      <w:r>
+        <w:rPr>
+          <w:i/>
+        </w:rPr>
+        <w:t xml:space="preserve">Los umbrales de ESCMID 2016 (tabla 4.2: penicilina &lt;0,1 µg/mL; C3G &lt;2/≥2 µg/mL) son históricos y no deben utilizarse para decidir la retirada de vancomicina con criterios EUCAST 2026. µg/mL y mg/L son unidades equivalentes.</w:t>
       </w:r>
     </w:p>
     <w:p>
@@ -11088,7 +11268,7 @@
         <w:rPr>
           <w:color w:val="17384D"/>
         </w:rPr>
-        <w:t xml:space="preserve"> La dosis de cloxacilina de la SEN es probablemente una errata (§6.6).</w:t>
+        <w:t xml:space="preserve"> Existe una discrepancia entre la dosis de cloxacilina de la tabla SEN y la ficha técnica de Anaclosil (§6.6).</w:t>
       </w:r>
     </w:p>
     <w:p>
@@ -11647,7 +11827,7 @@
         <w:rPr>
           <w:i/>
         </w:rPr>
-        <w:t>, sin exceso de efectos adversos.</w:t>
+        <w:t xml:space="preserve">. La revisión Cochrane 2015 encontró más fiebre recurrente con corticoides (RR 1,27; IC95% 1,09–1,47), sin diferencias detectadas en otros efectos adversos. Esta estimación procede del análisis conjunto de niños y adultos, no exclusivamente de adultos.</w:t>
       </w:r>
     </w:p>
     <w:p>
@@ -11896,10 +12076,10 @@
         <w:rPr>
           <w:b/>
         </w:rPr>
-        <w:t>NO usar</w:t>
-      </w:r>
-      <w:r>
-        <w:t xml:space="preserve"> inmunoglobulinas, heparina ni proteína C activada (ESCMID, grado D).</w:t>
+        <w:t xml:space="preserve">NO usar</w:t>
+      </w:r>
+      <w:r>
+        <w:t xml:space="preserve"> inmunoglobulinas, heparina ni proteína C activada como tratamiento adyuvante rutinario de la meningitis bacteriana (ESCMID 2016, grado D).</w:t>
       </w:r>
     </w:p>
     <w:p>
@@ -11913,14 +12093,16 @@
       </w:pPr>
       <w:r>
         <w:rPr>
+          <w:color w:val="17384D"/>
           <w:b/>
+        </w:rPr>
+        <w:t xml:space="preserve">Trombosis de senos venosos asociada a meningitis: </w:t>
+      </w:r>
+      <w:r>
+        <w:rPr>
           <w:color w:val="17384D"/>
         </w:rPr>
-        <w:t>Trombosis de senos venosos</w:t>
-      </w:r>
-      <w:r>
-        <w:rPr/>
-        <w:t xml:space="preserve">: no anticoagular en la fase aguda, por el riesgo de hemorragia intracerebral (ESCMID).</w:t>
+        <w:t xml:space="preserve">ESCMID 2016 considera que, durante la fase aguda, el riesgo de hemorragia cerebral supera el posible beneficio de anticoagular. La evidencia posterior es observacional y no establece la eficacia ni la seguridad de la anticoagulación en esta situación; su indicación requiere valoración especializada individualizada (Deliran 2020). No extrapolar estos datos a la vasculopatía o los infartos cerebrales tardíos (§8.1).</w:t>
       </w:r>
     </w:p>
     <w:p>
@@ -11986,11 +12168,10 @@
         <w:rPr>
           <w:b/>
         </w:rPr>
-        <w:t>AISLAMIENTO RESPIRATORIO SI SE SOSPECHA MENINGOCOCO, durante las primeras 24 h de tratamiento</w:t>
-      </w:r>
-      <w:r>
-        <w:rPr/>
-        <w:t xml:space="preserve">; con otros gérmenes no hace falta.</w:t>
+        <w:t xml:space="preserve">PRECAUCIONES ESTÁNDAR Y DE GOTAS ante sospecha o confirmación de meningitis por meningococo o H. influenzae tipo b, hasta 24 h desde el inicio de tratamiento antibiótico eficaz</w:t>
+      </w:r>
+      <w:r>
+        <w:t xml:space="preserve">. En las demás etiologías, mantener las precauciones estándar y añadir las medidas específicas que correspondan (CDC, Appendix A; precisión respecto a SEN 2025).</w:t>
       </w:r>
     </w:p>
     <w:p>
@@ -13863,11 +14044,19 @@
         <w:rPr>
           <w:b/>
         </w:rPr>
-        <w:t>RIFAMPICINA 600 mg VO cada 12 h durante 2 días</w:t>
-      </w:r>
-      <w:r>
-        <w:rPr/>
-        <w:t xml:space="preserve">. En el embarazo, solo a partir del primer trimestre.</w:t>
+        <w:t xml:space="preserve">RIFAMPICINA 600 mg VO cada 12 h durante 2 días</w:t>
+      </w:r>
+      <w:r>
+        <w:t xml:space="preserve">. </w:t>
+      </w:r>
+      <w:r>
+        <w:rPr>
+          <w:b/>
+        </w:rPr>
+        <w:t xml:space="preserve">En embarazadas, preferir ceftriaxona 250 mg IM en dosis única</w:t>
+      </w:r>
+      <w:r>
+        <w:t xml:space="preserve"> (SEN y ESCMID). Existe discrepancia sobre rifampicina: la expresión de SEN «a partir del primer trimestre» es ambigua; ESCMID 2016 contempla su uso después de los primeros tres meses, mientras que CDC no la recomienda durante el embarazo para esta quimioprofilaxis.</w:t>
       </w:r>
     </w:p>
     <w:p>
@@ -13942,37 +14131,39 @@
       <w:r>
         <w:rPr>
           <w:b/>
-          <w:i/>
-        </w:rPr>
-        <w:t xml:space="preserve">H. influenzae</w:t>
-      </w:r>
+        </w:rPr>
+        <w:t xml:space="preserve">H. influenzae tipo b: coordinar la quimioprofilaxis con Salud Pública.</w:t>
+      </w:r>
+      <w:r>
+        <w:t xml:space="preserve"> Según CDC, se indica a todos los convivientes cuando hay en el domicilio un menor de 4 años sin vacunación completa frente a Hib o un menor de 18 años inmunodeprimido, independientemente de su vacunación. Estos criterios precisan la indicación general de SEN 2025.</w:t>
+      </w:r>
+    </w:p>
+    <w:p>
+      <w:pPr>
+        <w:keepLines/>
+      </w:pPr>
       <w:r>
         <w:rPr>
           <w:b/>
         </w:rPr>
-        <w:t xml:space="preserve"> tipo b</w:t>
-      </w:r>
-      <w:r>
-        <w:t xml:space="preserve">: </w:t>
-      </w:r>
+        <w:t xml:space="preserve">Caso índice: </w:t>
+      </w:r>
+      <w:r>
+        <w:t xml:space="preserve">no indicar profilaxis adicional de forma automática. Si recibió ceftriaxona o cefotaxima, CDC no la considera necesaria. Su recomendación de rifampicina tras otros tratamientos se refiere a menores de 2 años; para el adulto índice tratado con otros antibióticos, seguir el protocolo de Salud Pública.</w:t>
+      </w:r>
+    </w:p>
+    <w:p>
+      <w:pPr>
+        <w:keepLines/>
+      </w:pPr>
       <w:r>
         <w:rPr>
           <w:b/>
         </w:rPr>
-        <w:t>RIFAMPICINA AL CASO ÍNDICE Y A SUS CONVIVIENTES</w:t>
-      </w:r>
-      <w:r>
-        <w:rPr/>
-        <w:t xml:space="preserve">, </w:t>
-      </w:r>
-      <w:r>
-        <w:rPr>
-          <w:b/>
-        </w:rPr>
-        <w:t>600 mg VO cada 24 h durante 4 días</w:t>
-      </w:r>
-      <w:r>
-        <w:t xml:space="preserve"> (dosis de la SEMES 2012).</w:t>
+        <w:t xml:space="preserve">Cuando la profilaxis de Hib esté indicada en adultos: RIFAMPICINA 600 mg VO cada 24 h durante 4 días</w:t>
+      </w:r>
+      <w:r>
+        <w:t xml:space="preserve"> (SEMES 2012).</w:t>
       </w:r>
     </w:p>
     <w:p>
@@ -14119,78 +14310,11 @@
       <w:r>
         <w:rPr>
           <w:b/>
-          <w:color w:val="17384D"/>
-        </w:rPr>
-        <w:t>Vacunación del adulto</w:t>
-      </w:r>
-      <w:r>
-        <w:t xml:space="preserve">: en </w:t>
-      </w:r>
-      <w:r>
-        <w:rPr>
-          <w:b/>
-        </w:rPr>
-        <w:t>≥65 años, asplenia, enfermedades crónicas y VIH</w:t>
-      </w:r>
-      <w:r>
-        <w:t xml:space="preserve">, vacuna antineumocócica </w:t>
-      </w:r>
-      <w:r>
-        <w:rPr>
-          <w:b/>
-        </w:rPr>
-        <w:t>conjugada de 20 serotipos en dosis única</w:t>
-      </w:r>
-      <w:r>
-        <w:t xml:space="preserve">, o la </w:t>
-      </w:r>
-      <w:r>
-        <w:rPr>
-          <w:b/>
-        </w:rPr>
-        <w:t xml:space="preserve">conjugada de 13 seguida de la polisacárida de 23</w:t>
-      </w:r>
-      <w:r>
-        <w:t xml:space="preserve">, según el protocolo de cada comunidad autónoma. Frente al meningococo hay vacunas contra el </w:t>
-      </w:r>
-      <w:r>
-        <w:rPr>
-          <w:b/>
-        </w:rPr>
-        <w:t>C</w:t>
-      </w:r>
-      <w:r>
-        <w:t xml:space="preserve">, la </w:t>
-      </w:r>
-      <w:r>
-        <w:rPr>
-          <w:b/>
-        </w:rPr>
-        <w:t>tetravalente ACWY</w:t>
-      </w:r>
-      <w:r>
-        <w:t xml:space="preserve"> (a los 12 años en el calendario español desde 2019, en sustitución de la del serogrupo C) y dos contra el </w:t>
-      </w:r>
-      <w:r>
-        <w:rPr>
-          <w:b/>
-        </w:rPr>
-        <w:t>B</w:t>
-      </w:r>
-      <w:r>
-        <w:t xml:space="preserve"> (4CMenB y MenB-fHbp). </w:t>
-      </w:r>
-      <w:r>
-        <w:rPr>
-          <w:i/>
-        </w:rPr>
-        <w:t xml:space="preserve">En Europa, los serogrupos B e Y son hoy los más frecuentes. </w:t>
-      </w:r>
-      <w:r>
-        <w:rPr>
-          <w:i/>
-        </w:rPr>
-        <w:t xml:space="preserve">Para las recomendaciones vigentes en adultos, consultar las del Ministerio de Sanidad y las de cada comunidad autónoma.</w:t>
+        </w:rPr>
+        <w:t xml:space="preserve">Vacunación antineumocócica del adulto en la Comunidad de Madrid (2026): </w:t>
+      </w:r>
+      <w:r>
+        <w:t xml:space="preserve">vacunación sistemática desde los 60 años, con una dosis de VNC20 si no han recibido previamente ninguna vacuna antineumocócica. En adultos menores de 60 años con condiciones de riesgo, o cuando exista vacunación previa, aplicar la pauta autonómica correspondiente según vacunas recibidas, fechas y grupo de riesgo (calendario de Madrid 2026, pp. 20–21). La alternativa VNC13 seguida de VNP23 descrita por SEN 2025 no debe presentarse como opción inicial indistinta en Madrid. Frente al meningococo hay vacunas contra el C, la tetravalente ACWY (a los 12 años en el calendario español desde 2019, en sustitución de la del serogrupo C) y dos contra el B (4CMenB y MenB-fHbp). En Europa, los serogrupos B e Y son hoy los más frecuentes. Para las recomendaciones vigentes en adultos, consultar las del Ministerio de Sanidad y las de cada comunidad autónoma.</w:t>
       </w:r>
     </w:p>
     <w:p>
@@ -14251,19 +14375,19 @@
         <w:rPr>
           <w:b/>
         </w:rPr>
-        <w:t>Revisión por un médico del hospital a las 4‑6 semanas del alta</w:t>
-      </w:r>
-      <w:r>
-        <w:t xml:space="preserve"> (NICE 1.13.2), y </w:t>
+        <w:t xml:space="preserve">Revisión por un médico del hospital a las 4–6 semanas del alta</w:t>
+      </w:r>
+      <w:r>
+        <w:t xml:space="preserve"> (NICE 1.13.2). Si toma antiepilépticos, </w:t>
       </w:r>
       <w:r>
         <w:rPr>
           <w:b/>
         </w:rPr>
-        <w:t>revisión de los antiepilépticos a los 3 meses</w:t>
-      </w:r>
-      <w:r>
-        <w:t xml:space="preserve"> si los toma (NICE 1.12.4).</w:t>
+        <w:t xml:space="preserve">revisar el tratamiento a los 3 meses del alta hospitalaria</w:t>
+      </w:r>
+      <w:r>
+        <w:t xml:space="preserve"> con un profesional con experiencia en epilepsia (NICE 1.12.4); esta revisión no implica su retirada automática.</w:t>
       </w:r>
     </w:p>
     <w:p>
@@ -14465,11 +14589,11 @@
       </w:pPr>
       <w:r>
         <w:rPr>
-          <w:i/>
           <w:sz w:val="20"/>
           <w:szCs w:val="20"/>
-        </w:rPr>
-        <w:t xml:space="preserve">Dexametasona mantenida en el neumococo y H. influenzae, aislamiento respiratorio de 24 h en la meningocócica, quimioprofilaxis (rifampicina en el embarazo desde el primer trimestre; Hib al caso índice) y vacunación del adulto.</w:t>
+          <w:i/>
+        </w:rPr>
+        <w:t xml:space="preserve">Dexametasona mantenida en el neumococo y H. influenzae; aislamiento y quimioprofilaxis, con las limitaciones y discrepancias señaladas en el texto para Hib y embarazo; vacunación del adulto, actualizada al protocolo autonómico.</w:t>
       </w:r>
     </w:p>
     <w:p>
@@ -14497,7 +14621,27 @@
           <w:sz w:val="20"/>
           <w:szCs w:val="20"/>
         </w:rPr>
-        <w:t xml:space="preserve">ampicilina para Hib sin precisar sensibilidad; cloxacilina a 4‑6 g/día; glucorraquia &lt;45 mg/dL como umbral de MBA «particularmente probable» (≈34 mg/dL según la ESCMID y Mensa); cultivo que desciende «a un 10‑20 %» con antibiótico previo (ESCMID: «un 10‑20 %»); el 95 % con dos elementos «de la tríada» (en el estudio que cita, dos de cuatro síntomas).</w:t>
+        <w:t xml:space="preserve">ampicilina para Hib sin precisar sensibilidad; glucorraquia &lt;45 mg/dL como umbral de MBA «particularmente probable» (≈34 mg/dL según la ESCMID y Mensa); cultivo que desciende «a un 10‑20 %» con antibiótico previo (ESCMID: «un 10‑20 %»); el 95 % con dos elementos «de la tríada» (en el estudio que cita, dos de cuatro síntomas).</w:t>
+      </w:r>
+    </w:p>
+    <w:p>
+      <w:pPr>
+        <w:pStyle w:val="Prrafodelista"/>
+        <w:numPr>
+          <w:ilvl w:val="0"/>
+          <w:numId w:val="35"/>
+        </w:numPr>
+        <w:suppressAutoHyphens/>
+        <w:spacing w:after="40" w:line="259" w:lineRule="auto"/>
+        <w:jc w:val="left"/>
+      </w:pPr>
+      <w:r>
+        <w:rPr>
+          <w:sz w:val="20"/>
+          <w:szCs w:val="20"/>
+          <w:i/>
+        </w:rPr>
+        <w:t xml:space="preserve">Cloxacilina: discrepancia posológica entre la tabla SEN y la ficha técnica de Anaclosil, sin errata editorial demostrada (§6.6).</w:t>
       </w:r>
     </w:p>
     <w:p>
@@ -14771,7 +14915,7 @@
           <w:sz w:val="20"/>
           <w:szCs w:val="20"/>
         </w:rPr>
-        <w:t>Pauta empírica (vancomicina o rifampicina; ampicilina si &gt;50 años), tratamiento dirigido según la CMI y duración (≥14 días sin germen; no pautas cortas).</w:t>
+        <w:t xml:space="preserve">Pauta empírica (vancomicina o rifampicina; ampicilina si &gt;50 años), tratamiento dirigido (sus puntos de corte históricos se distinguen de EUCAST 2026) y duración (≥14 días sin germen; no pautas cortas).</w:t>
       </w:r>
     </w:p>
     <w:p>
@@ -15254,28 +15398,321 @@
       </w:pPr>
       <w:r>
         <w:rPr>
-          <w:i/>
           <w:sz w:val="20"/>
           <w:szCs w:val="20"/>
-        </w:rPr>
-        <w:t xml:space="preserve">Desactualizado en: </w:t>
-      </w:r>
-      <w:r>
-        <w:rPr>
           <w:i/>
+        </w:rPr>
+        <w:t xml:space="preserve">Desactualizado en: TC a valorar en todos los &gt;50 años, no dar dexametasona si ya hay antibiótico y rifampicina añadida a la vancomicina si se da dexametasona.</w:t>
+      </w:r>
+    </w:p>
+    <w:p>
+      <w:pPr>
+        <w:pStyle w:val="Prrafodelista"/>
+        <w:numPr>
+          <w:ilvl w:val="0"/>
+          <w:numId w:val="35"/>
+        </w:numPr>
+        <w:suppressAutoHyphens/>
+        <w:spacing w:after="40" w:line="259" w:lineRule="auto"/>
+        <w:jc w:val="left"/>
+      </w:pPr>
+      <w:r>
+        <w:rPr>
           <w:sz w:val="20"/>
           <w:szCs w:val="20"/>
-        </w:rPr>
-        <w:t xml:space="preserve">TC a valorar en todos los &gt;50 años</w:t>
-      </w:r>
-      <w:r>
-        <w:rPr>
           <w:i/>
+        </w:rPr>
+        <w:t xml:space="preserve">En aislamiento y quimioprofilaxis, aplicar las precisiones del texto sobre Hib y embarazo. La selección de convivientes para profilaxis de Hib y las diferencias sobre rifampicina en embarazadas se explicitan como criterios y discrepancias entre fuentes.</w:t>
+      </w:r>
+    </w:p>
+    <w:p>
+      <w:pPr>
+        <w:pStyle w:val="Prrafodelista"/>
+        <w:keepNext/>
+        <w:suppressAutoHyphens/>
+        <w:spacing w:before="20" w:after="80" w:line="259" w:lineRule="auto"/>
+        <w:ind w:left="0"/>
+        <w:jc w:val="left"/>
+      </w:pPr>
+      <w:r>
+        <w:rPr>
+          <w:color w:val="4F5F68"/>
           <w:sz w:val="20"/>
           <w:szCs w:val="20"/>
-        </w:rPr>
-        <w:t xml:space="preserve">, no dar dexametasona si ya hay antibiótico, rifampicina contraindicada en todo el embarazo, rifampicina añadida a la vancomicina si se da dexametasona, aislamiento de toda sospecha de MBA y profilaxis de Hib limitada a los domicilios con niños pequeños no vacunados.</w:t>
-      </w:r>
+          <w:b/>
+        </w:rPr>
+        <w:t xml:space="preserve">Fuentes complementarias para las precisiones clínicas</w:t>
+      </w:r>
+    </w:p>
+    <w:p>
+      <w:pPr>
+        <w:pStyle w:val="Prrafodelista"/>
+        <w:numPr>
+          <w:ilvl w:val="0"/>
+          <w:numId w:val="34"/>
+        </w:numPr>
+        <w:suppressAutoHyphens/>
+        <w:spacing w:before="80" w:after="20" w:line="259" w:lineRule="auto"/>
+        <w:jc w:val="left"/>
+        <w:keepLines/>
+      </w:pPr>
+      <w:r>
+        <w:rPr>
+          <w:sz w:val="20"/>
+          <w:szCs w:val="20"/>
+        </w:rPr>
+        <w:t xml:space="preserve">European Committee on Antimicrobial Susceptibility Testing. Breakpoint tables for interpretation of MICs and zone diameters. Version 16.1. EUCAST; 2026. p. 4, 21–23 y 49–50. </w:t>
+      </w:r>
+      <w:hyperlink r:id="rId14">
+        <w:r>
+          <w:rPr>
+            <w:color w:val="1C7C7D"/>
+            <w:u w:val="single"/>
+            <w:sz w:val="20"/>
+          </w:rPr>
+          <w:t>Fuente original</w:t>
+        </w:r>
+      </w:hyperlink>
+    </w:p>
+    <w:p>
+      <w:pPr>
+        <w:pStyle w:val="Prrafodelista"/>
+        <w:numPr>
+          <w:ilvl w:val="0"/>
+          <w:numId w:val="34"/>
+        </w:numPr>
+        <w:suppressAutoHyphens/>
+        <w:spacing w:before="80" w:after="20" w:line="259" w:lineRule="auto"/>
+        <w:jc w:val="left"/>
+        <w:keepLines/>
+      </w:pPr>
+      <w:r>
+        <w:rPr>
+          <w:sz w:val="20"/>
+          <w:szCs w:val="20"/>
+        </w:rPr>
+        <w:t xml:space="preserve">Agencia Española de Medicamentos y Productos Sanitarios. Ficha técnica de Anaclosil (cloxacilina). CIMA; revisión de agosto de 2024. Secciones 4.1–4.2. </w:t>
+      </w:r>
+      <w:hyperlink r:id="rId15">
+        <w:r>
+          <w:rPr>
+            <w:color w:val="1C7C7D"/>
+            <w:u w:val="single"/>
+            <w:sz w:val="20"/>
+          </w:rPr>
+          <w:t>Fuente original</w:t>
+        </w:r>
+      </w:hyperlink>
+    </w:p>
+    <w:p>
+      <w:pPr>
+        <w:pStyle w:val="Prrafodelista"/>
+        <w:numPr>
+          <w:ilvl w:val="0"/>
+          <w:numId w:val="34"/>
+        </w:numPr>
+        <w:suppressAutoHyphens/>
+        <w:spacing w:before="80" w:after="20" w:line="259" w:lineRule="auto"/>
+        <w:jc w:val="left"/>
+        <w:keepLines/>
+      </w:pPr>
+      <w:r>
+        <w:rPr>
+          <w:sz w:val="20"/>
+          <w:szCs w:val="20"/>
+        </w:rPr>
+        <w:t xml:space="preserve">Centers for Disease Control and Prevention. Appendix A: Type and Duration of Precautions Recommended for Selected Infections and Conditions. Guideline for Isolation Precautions. Filas de meningitis por meningococo y Hib. Consultado el 7 de octubre de 2026. </w:t>
+      </w:r>
+      <w:hyperlink r:id="rId16">
+        <w:r>
+          <w:rPr>
+            <w:color w:val="1C7C7D"/>
+            <w:u w:val="single"/>
+            <w:sz w:val="20"/>
+          </w:rPr>
+          <w:t>Fuente original</w:t>
+        </w:r>
+      </w:hyperlink>
+    </w:p>
+    <w:p>
+      <w:pPr>
+        <w:pStyle w:val="Prrafodelista"/>
+        <w:numPr>
+          <w:ilvl w:val="0"/>
+          <w:numId w:val="34"/>
+        </w:numPr>
+        <w:suppressAutoHyphens/>
+        <w:spacing w:before="80" w:after="20" w:line="259" w:lineRule="auto"/>
+        <w:jc w:val="left"/>
+        <w:keepLines/>
+      </w:pPr>
+      <w:r>
+        <w:rPr>
+          <w:sz w:val="20"/>
+          <w:szCs w:val="20"/>
+        </w:rPr>
+        <w:t xml:space="preserve">Centers for Disease Control and Prevention. Chapter 8: Meningococcal Disease. Manual for the Surveillance of Vaccine-Preventable Diseases. 2024. Tabla de quimioprofilaxis. </w:t>
+      </w:r>
+      <w:hyperlink r:id="rId17">
+        <w:r>
+          <w:rPr>
+            <w:color w:val="1C7C7D"/>
+            <w:u w:val="single"/>
+            <w:sz w:val="20"/>
+          </w:rPr>
+          <w:t>Fuente original</w:t>
+        </w:r>
+      </w:hyperlink>
+    </w:p>
+    <w:p>
+      <w:pPr>
+        <w:pStyle w:val="Prrafodelista"/>
+        <w:numPr>
+          <w:ilvl w:val="0"/>
+          <w:numId w:val="34"/>
+        </w:numPr>
+        <w:suppressAutoHyphens/>
+        <w:spacing w:before="80" w:after="20" w:line="259" w:lineRule="auto"/>
+        <w:jc w:val="left"/>
+        <w:keepLines/>
+      </w:pPr>
+      <w:r>
+        <w:rPr>
+          <w:sz w:val="20"/>
+          <w:szCs w:val="20"/>
+        </w:rPr>
+        <w:t xml:space="preserve">Centers for Disease Control and Prevention. Chapter 2: Haemophilus influenzae invasive disease. Manual for the Surveillance of Vaccine-Preventable Diseases. 2024. Chemoprophylaxis, Index Patients y Household Contacts. </w:t>
+      </w:r>
+      <w:hyperlink r:id="rId18">
+        <w:r>
+          <w:rPr>
+            <w:color w:val="1C7C7D"/>
+            <w:u w:val="single"/>
+            <w:sz w:val="20"/>
+          </w:rPr>
+          <w:t>Fuente original</w:t>
+        </w:r>
+      </w:hyperlink>
+    </w:p>
+    <w:p>
+      <w:pPr>
+        <w:pStyle w:val="Prrafodelista"/>
+        <w:numPr>
+          <w:ilvl w:val="0"/>
+          <w:numId w:val="34"/>
+        </w:numPr>
+        <w:suppressAutoHyphens/>
+        <w:spacing w:before="80" w:after="20" w:line="259" w:lineRule="auto"/>
+        <w:jc w:val="left"/>
+        <w:keepLines/>
+      </w:pPr>
+      <w:r>
+        <w:rPr>
+          <w:sz w:val="20"/>
+          <w:szCs w:val="20"/>
+        </w:rPr>
+        <w:t xml:space="preserve">Brink M, Welinder-Olsson C, Hagberg L. Time window for positive cerebrospinal fluid broad-range bacterial PCR and Streptococcus pneumoniae immunochromatographic test in acute bacterial meningitis. Infect Dis (Lond). 2015;47(12):869–77. doi:10.3109/23744235.2015.1078907. </w:t>
+      </w:r>
+      <w:hyperlink r:id="rId19">
+        <w:r>
+          <w:rPr>
+            <w:color w:val="1C7C7D"/>
+            <w:u w:val="single"/>
+            <w:sz w:val="20"/>
+          </w:rPr>
+          <w:t>Fuente original</w:t>
+        </w:r>
+      </w:hyperlink>
+    </w:p>
+    <w:p>
+      <w:pPr>
+        <w:pStyle w:val="Prrafodelista"/>
+        <w:numPr>
+          <w:ilvl w:val="0"/>
+          <w:numId w:val="34"/>
+        </w:numPr>
+        <w:suppressAutoHyphens/>
+        <w:spacing w:before="80" w:after="20" w:line="259" w:lineRule="auto"/>
+        <w:jc w:val="left"/>
+        <w:keepLines/>
+      </w:pPr>
+      <w:r>
+        <w:rPr>
+          <w:sz w:val="20"/>
+          <w:szCs w:val="20"/>
+        </w:rPr>
+        <w:t xml:space="preserve">Deliran SS, Brouwer MC, Coutinho JM, van de Beek D. Bacterial meningitis complicated by cerebral venous thrombosis. Eur Stroke J. 2020;5(4):394–401. doi:10.1177/2396987320971112. </w:t>
+      </w:r>
+      <w:hyperlink r:id="rId20">
+        <w:r>
+          <w:rPr>
+            <w:color w:val="1C7C7D"/>
+            <w:u w:val="single"/>
+            <w:sz w:val="20"/>
+          </w:rPr>
+          <w:t>Fuente original</w:t>
+        </w:r>
+      </w:hyperlink>
+    </w:p>
+    <w:p>
+      <w:pPr>
+        <w:pStyle w:val="Prrafodelista"/>
+        <w:numPr>
+          <w:ilvl w:val="0"/>
+          <w:numId w:val="34"/>
+        </w:numPr>
+        <w:suppressAutoHyphens/>
+        <w:spacing w:before="80" w:after="20" w:line="259" w:lineRule="auto"/>
+        <w:jc w:val="left"/>
+        <w:keepLines/>
+      </w:pPr>
+      <w:r>
+        <w:rPr>
+          <w:sz w:val="20"/>
+          <w:szCs w:val="20"/>
+        </w:rPr>
+        <w:t xml:space="preserve">Brouwer MC, McIntyre P, Prasad K, van de Beek D. Corticosteroids for acute bacterial meningitis. Cochrane Database Syst Rev. 2015;2015(9):CD004405. doi:10.1002/14651858.CD004405.pub5. </w:t>
+      </w:r>
+      <w:hyperlink r:id="rId21">
+        <w:r>
+          <w:rPr>
+            <w:color w:val="1C7C7D"/>
+            <w:u w:val="single"/>
+            <w:sz w:val="20"/>
+          </w:rPr>
+          <w:t>Fuente original</w:t>
+        </w:r>
+      </w:hyperlink>
+    </w:p>
+    <w:p>
+      <w:pPr>
+        <w:pStyle w:val="Prrafodelista"/>
+        <w:numPr>
+          <w:ilvl w:val="0"/>
+          <w:numId w:val="34"/>
+        </w:numPr>
+        <w:suppressAutoHyphens/>
+        <w:spacing w:before="80" w:after="20" w:line="259" w:lineRule="auto"/>
+        <w:jc w:val="left"/>
+        <w:keepLines/>
+      </w:pPr>
+      <w:r>
+        <w:rPr>
+          <w:sz w:val="20"/>
+          <w:szCs w:val="20"/>
+        </w:rPr>
+        <w:t xml:space="preserve">Comunidad de Madrid. Calendario de vacunación e inmunización para toda la vida 2026. Madrid: Dirección General de Salud Pública; 2026. p. 20–21, tablas 4–5. </w:t>
+      </w:r>
+      <w:hyperlink r:id="rId22">
+        <w:r>
+          <w:rPr>
+            <w:color w:val="1C7C7D"/>
+            <w:u w:val="single"/>
+            <w:sz w:val="20"/>
+          </w:rPr>
+          <w:t>Fuente original</w:t>
+        </w:r>
+      </w:hyperlink>
     </w:p>
     <w:sectPr>
       <w:headerReference w:type="default" r:id="rId9"/>
